--- a/Assignments/Assignment_6/SQL_Lab_1.docx
+++ b/Assignments/Assignment_6/SQL_Lab_1.docx
@@ -1,6 +1,6 @@
 
 <file path=word/document.xml><?xml version="1.0" encoding="utf-8"?>
-<w:document xmlns:wpc="http://schemas.microsoft.com/office/word/2010/wordprocessingCanvas" xmlns:cx="http://schemas.microsoft.com/office/drawing/2014/chartex" xmlns:cx1="http://schemas.microsoft.com/office/drawing/2015/9/8/chartex" xmlns:cx2="http://schemas.microsoft.com/office/drawing/2015/10/21/chartex" xmlns:cx3="http://schemas.microsoft.com/office/drawing/2016/5/9/chartex" xmlns:cx4="http://schemas.microsoft.com/office/drawing/2016/5/10/chartex" xmlns:cx5="http://schemas.microsoft.com/office/drawing/2016/5/11/chartex" xmlns:cx6="http://schemas.microsoft.com/office/drawing/2016/5/12/chartex" xmlns:cx7="http://schemas.microsoft.com/office/drawing/2016/5/13/chartex" xmlns:cx8="http://schemas.microsoft.com/office/drawing/2016/5/14/chartex" xmlns:mc="http://schemas.openxmlformats.org/markup-compatibility/2006" xmlns:m="http://schemas.openxmlformats.org/officeDocument/2006/math" xmlns:aink="http://schemas.microsoft.com/office/drawing/2016/ink" xmlns:am3d="http://schemas.microsoft.com/office/drawing/2017/model3d" xmlns:oel="http://schemas.microsoft.com/office/2019/extlst" xmlns:r="http://schemas.openxmlformats.org/officeDocument/2006/relationships" xmlns:wp14="http://schemas.microsoft.com/office/word/2010/wordprocessingDrawing" xmlns:wp="http://schemas.openxmlformats.org/drawingml/2006/wordprocessingDrawing" xmlns:wpg="http://schemas.microsoft.com/office/word/2010/wordprocessingGroup" xmlns:wpi="http://schemas.microsoft.com/office/word/2010/wordprocessingInk" xmlns:wps="http://schemas.microsoft.com/office/word/2010/wordprocessingShape" xmlns:o="urn:schemas-microsoft-com:office:office" xmlns:v="urn:schemas-microsoft-com:vml" xmlns:w10="urn:schemas-microsoft-com:office:word" xmlns:w="http://schemas.openxmlformats.org/wordprocessingml/2006/main" xmlns:w14="http://schemas.microsoft.com/office/word/2010/wordml" xmlns:w15="http://schemas.microsoft.com/office/word/2012/wordml" xmlns:w16cex="http://schemas.microsoft.com/office/word/2018/wordml/cex" xmlns:w16cid="http://schemas.microsoft.com/office/word/2016/wordml/cid" xmlns:w16="http://schemas.microsoft.com/office/word/2018/wordml" xmlns:w16sdtdh="http://schemas.microsoft.com/office/word/2020/wordml/sdtdatahash" xmlns:w16sdtfl="http://schemas.microsoft.com/office/word/2024/wordml/sdtformatlock" xmlns:w16se="http://schemas.microsoft.com/office/word/2015/wordml/symex" xmlns:w16du="http://schemas.microsoft.com/office/word/2023/wordml/word16du" xmlns:wne="http://schemas.microsoft.com/office/word/2006/wordml" mc:Ignorable="w14 w15 w16se w16cid w16 w16cex w16sdtdh w16sdtfl w16du wp14">
+<w:document xmlns:wpc="http://schemas.microsoft.com/office/word/2010/wordprocessingCanvas" xmlns:cx="http://schemas.microsoft.com/office/drawing/2014/chartex" xmlns:cx1="http://schemas.microsoft.com/office/drawing/2015/9/8/chartex" xmlns:cx2="http://schemas.microsoft.com/office/drawing/2015/10/21/chartex" xmlns:cx3="http://schemas.microsoft.com/office/drawing/2016/5/9/chartex" xmlns:cx4="http://schemas.microsoft.com/office/drawing/2016/5/10/chartex" xmlns:cx5="http://schemas.microsoft.com/office/drawing/2016/5/11/chartex" xmlns:cx6="http://schemas.microsoft.com/office/drawing/2016/5/12/chartex" xmlns:cx7="http://schemas.microsoft.com/office/drawing/2016/5/13/chartex" xmlns:cx8="http://schemas.microsoft.com/office/drawing/2016/5/14/chartex" xmlns:mc="http://schemas.openxmlformats.org/markup-compatibility/2006" xmlns:aink="http://schemas.microsoft.com/office/drawing/2016/ink" xmlns:am3d="http://schemas.microsoft.com/office/drawing/2017/model3d" xmlns:o="urn:schemas-microsoft-com:office:office" xmlns:oel="http://schemas.microsoft.com/office/2019/extlst" xmlns:r="http://schemas.openxmlformats.org/officeDocument/2006/relationships" xmlns:m="http://schemas.openxmlformats.org/officeDocument/2006/math" xmlns:v="urn:schemas-microsoft-com:vml" xmlns:wp14="http://schemas.microsoft.com/office/word/2010/wordprocessingDrawing" xmlns:wp="http://schemas.openxmlformats.org/drawingml/2006/wordprocessingDrawing" xmlns:w10="urn:schemas-microsoft-com:office:word" xmlns:w="http://schemas.openxmlformats.org/wordprocessingml/2006/main" xmlns:w14="http://schemas.microsoft.com/office/word/2010/wordml" xmlns:w15="http://schemas.microsoft.com/office/word/2012/wordml" xmlns:w16cex="http://schemas.microsoft.com/office/word/2018/wordml/cex" xmlns:w16cid="http://schemas.microsoft.com/office/word/2016/wordml/cid" xmlns:w16="http://schemas.microsoft.com/office/word/2018/wordml" xmlns:w16du="http://schemas.microsoft.com/office/word/2023/wordml/word16du" xmlns:w16sdtdh="http://schemas.microsoft.com/office/word/2020/wordml/sdtdatahash" xmlns:w16sdtfl="http://schemas.microsoft.com/office/word/2024/wordml/sdtformatlock" xmlns:w16se="http://schemas.microsoft.com/office/word/2015/wordml/symex" xmlns:wpg="http://schemas.microsoft.com/office/word/2010/wordprocessingGroup" xmlns:wpi="http://schemas.microsoft.com/office/word/2010/wordprocessingInk" xmlns:wne="http://schemas.microsoft.com/office/word/2006/wordml" xmlns:wps="http://schemas.microsoft.com/office/word/2010/wordprocessingShape" mc:Ignorable="w14 w15 w16se w16cid w16 w16cex w16sdtdh w16sdtfl w16du wp14">
   <w:body>
     <w:p>
       <w:pPr>
@@ -47,6 +47,9 @@
         </w:numPr>
       </w:pPr>
       <w:r>
+        <w:t xml:space="preserve">Search and download the latest windows binary. </w:t>
+      </w:r>
+      <w:r>
         <w:t>Under</w:t>
       </w:r>
       <w:r>
@@ -59,7 +62,19 @@
         <w:rPr>
           <w:rStyle w:val="Strong"/>
         </w:rPr>
-        <w:t>Precompiled Binaries for Windows, download:</w:t>
+        <w:t xml:space="preserve">Precompiled Binaries for Windows, </w:t>
+      </w:r>
+      <w:r>
+        <w:rPr>
+          <w:rStyle w:val="Strong"/>
+        </w:rPr>
+        <w:t>search for</w:t>
+      </w:r>
+      <w:r>
+        <w:rPr>
+          <w:rStyle w:val="Strong"/>
+        </w:rPr>
+        <w:t>:</w:t>
       </w:r>
     </w:p>
     <w:p>
@@ -68,7 +83,65 @@
         <w:ind w:left="720"/>
       </w:pPr>
       <w:r>
-        <w:t>sqlite-tools-win-x64-3510200.zip</w:t>
+        <w:t>“</w:t>
+      </w:r>
+      <w:r>
+        <w:t>sqlite-tools-win-x64</w:t>
+      </w:r>
+      <w:r>
+        <w:t>”</w:t>
+      </w:r>
+    </w:p>
+    <w:p>
+      <w:pPr>
+        <w:pStyle w:val="CodeBlock"/>
+        <w:ind w:left="720"/>
+      </w:pPr>
+      <w:r>
+        <w:t>Download the highlighted file as shown below:</w:t>
+      </w:r>
+    </w:p>
+    <w:p>
+      <w:pPr>
+        <w:pStyle w:val="CodeBlock"/>
+        <w:ind w:left="720"/>
+      </w:pPr>
+      <w:r>
+        <w:drawing>
+          <wp:inline distT="0" distB="0" distL="0" distR="0" wp14:anchorId="690EE06D" wp14:editId="4B10B319">
+            <wp:extent cx="4009292" cy="939356"/>
+            <wp:effectExtent l="0" t="0" r="0" b="0"/>
+            <wp:docPr id="1732821036" name="Picture 1"/>
+            <wp:cNvGraphicFramePr>
+              <a:graphicFrameLocks xmlns:a="http://schemas.openxmlformats.org/drawingml/2006/main" noChangeAspect="1"/>
+            </wp:cNvGraphicFramePr>
+            <a:graphic xmlns:a="http://schemas.openxmlformats.org/drawingml/2006/main">
+              <a:graphicData uri="http://schemas.openxmlformats.org/drawingml/2006/picture">
+                <pic:pic xmlns:pic="http://schemas.openxmlformats.org/drawingml/2006/picture">
+                  <pic:nvPicPr>
+                    <pic:cNvPr id="1732821036" name=""/>
+                    <pic:cNvPicPr/>
+                  </pic:nvPicPr>
+                  <pic:blipFill>
+                    <a:blip r:embed="rId6"/>
+                    <a:stretch>
+                      <a:fillRect/>
+                    </a:stretch>
+                  </pic:blipFill>
+                  <pic:spPr>
+                    <a:xfrm>
+                      <a:off x="0" y="0"/>
+                      <a:ext cx="4019871" cy="941835"/>
+                    </a:xfrm>
+                    <a:prstGeom prst="rect">
+                      <a:avLst/>
+                    </a:prstGeom>
+                  </pic:spPr>
+                </pic:pic>
+              </a:graphicData>
+            </a:graphic>
+          </wp:inline>
+        </w:drawing>
       </w:r>
     </w:p>
     <w:p>
@@ -268,23 +341,15 @@
           <w:rFonts w:ascii="Courier New" w:hAnsi="Courier New" w:cs="Courier New"/>
           <w:color w:val="000000"/>
         </w:rPr>
-        <w:t xml:space="preserve">brew install </w:t>
-      </w:r>
-      <w:proofErr w:type="spellStart"/>
-      <w:r>
-        <w:rPr>
-          <w:rFonts w:ascii="Courier New" w:hAnsi="Courier New" w:cs="Courier New"/>
-          <w:color w:val="000000"/>
-        </w:rPr>
-        <w:t>sqlite</w:t>
-      </w:r>
-      <w:proofErr w:type="spellEnd"/>
+        <w:t>brew install sqlite</w:t>
+      </w:r>
     </w:p>
     <w:p>
       <w:pPr>
         <w:pStyle w:val="Heading2"/>
       </w:pPr>
       <w:r>
+        <w:lastRenderedPageBreak/>
         <w:t>Install SQLite Extension in VS Code</w:t>
       </w:r>
     </w:p>
@@ -358,23 +423,7 @@
           <w:rStyle w:val="Strong"/>
           <w:color w:val="000000"/>
         </w:rPr>
-        <w:t xml:space="preserve">SQLite (by </w:t>
-      </w:r>
-      <w:proofErr w:type="spellStart"/>
-      <w:r>
-        <w:rPr>
-          <w:rStyle w:val="Strong"/>
-          <w:color w:val="000000"/>
-        </w:rPr>
-        <w:t>alexcvzz</w:t>
-      </w:r>
-      <w:proofErr w:type="spellEnd"/>
-      <w:r>
-        <w:rPr>
-          <w:rStyle w:val="Strong"/>
-          <w:color w:val="000000"/>
-        </w:rPr>
-        <w:t>)</w:t>
+        <w:t>SQLite (by alexcvzz)</w:t>
       </w:r>
     </w:p>
     <w:p>
@@ -392,7 +441,6 @@
         <w:pStyle w:val="Heading2"/>
       </w:pPr>
       <w:r>
-        <w:lastRenderedPageBreak/>
         <w:t>Create Your First Database</w:t>
       </w:r>
     </w:p>
@@ -422,7 +470,7 @@
                     <pic:cNvPicPr/>
                   </pic:nvPicPr>
                   <pic:blipFill>
-                    <a:blip r:embed="rId6"/>
+                    <a:blip r:embed="rId7"/>
                     <a:stretch>
                       <a:fillRect/>
                     </a:stretch>
@@ -445,15 +493,7 @@
     </w:p>
     <w:p>
       <w:r>
-        <w:t xml:space="preserve">Navigate to your </w:t>
-      </w:r>
-      <w:proofErr w:type="spellStart"/>
-      <w:r>
-        <w:t>sql_labs</w:t>
-      </w:r>
-      <w:proofErr w:type="spellEnd"/>
-      <w:r>
-        <w:t xml:space="preserve"> folder and open it in the workspace.</w:t>
+        <w:t>Navigate to your sql_labs folder and open it in the workspace.</w:t>
       </w:r>
     </w:p>
     <w:p>
@@ -483,7 +523,7 @@
                     <pic:cNvPicPr/>
                   </pic:nvPicPr>
                   <pic:blipFill>
-                    <a:blip r:embed="rId7"/>
+                    <a:blip r:embed="rId8"/>
                     <a:stretch>
                       <a:fillRect/>
                     </a:stretch>
@@ -511,25 +551,7 @@
           <w:bCs/>
           <w:color w:val="C00000"/>
         </w:rPr>
-        <w:t>If you are using windows, please make sure you have sqlite3.exe in the same folder “</w:t>
-      </w:r>
-      <w:proofErr w:type="spellStart"/>
-      <w:r>
-        <w:rPr>
-          <w:b/>
-          <w:bCs/>
-          <w:color w:val="C00000"/>
-        </w:rPr>
-        <w:t>sql_labs</w:t>
-      </w:r>
-      <w:proofErr w:type="spellEnd"/>
-      <w:r>
-        <w:rPr>
-          <w:b/>
-          <w:bCs/>
-          <w:color w:val="C00000"/>
-        </w:rPr>
-        <w:t>”</w:t>
+        <w:t>If you are using windows, please make sure you have sqlite3.exe in the same folder “sql_labs”</w:t>
       </w:r>
     </w:p>
     <w:p>
@@ -544,17 +566,8 @@
           <w:rFonts w:ascii="Courier New" w:hAnsi="Courier New" w:cs="Courier New"/>
           <w:color w:val="000000" w:themeColor="text1"/>
         </w:rPr>
-        <w:t xml:space="preserve">sqlite3 </w:t>
-      </w:r>
-      <w:proofErr w:type="spellStart"/>
-      <w:r>
-        <w:rPr>
-          <w:rFonts w:ascii="Courier New" w:hAnsi="Courier New" w:cs="Courier New"/>
-          <w:color w:val="000000" w:themeColor="text1"/>
-        </w:rPr>
-        <w:t>school.db</w:t>
-      </w:r>
-      <w:proofErr w:type="spellEnd"/>
+        <w:t>sqlite3 school.db</w:t>
+      </w:r>
       <w:r>
         <w:rPr>
           <w:color w:val="000000" w:themeColor="text1"/>
@@ -584,7 +597,7 @@
                     <pic:cNvPicPr/>
                   </pic:nvPicPr>
                   <pic:blipFill>
-                    <a:blip r:embed="rId8"/>
+                    <a:blip r:embed="rId9"/>
                     <a:stretch>
                       <a:fillRect/>
                     </a:stretch>
@@ -610,21 +623,7 @@
         <w:rPr>
           <w:color w:val="000000" w:themeColor="text1"/>
         </w:rPr>
-        <w:t xml:space="preserve">Inside the </w:t>
-      </w:r>
-      <w:proofErr w:type="spellStart"/>
-      <w:r>
-        <w:rPr>
-          <w:color w:val="000000" w:themeColor="text1"/>
-        </w:rPr>
-        <w:t>sqlite</w:t>
-      </w:r>
-      <w:proofErr w:type="spellEnd"/>
-      <w:r>
-        <w:rPr>
-          <w:color w:val="000000" w:themeColor="text1"/>
-        </w:rPr>
-        <w:t xml:space="preserve"> terminal, type the following:</w:t>
+        <w:t>Inside the sqlite terminal, type the following:</w:t>
       </w:r>
     </w:p>
     <w:p>
@@ -760,81 +759,31 @@
           <w:bCs/>
           <w:color w:val="000000" w:themeColor="text1"/>
         </w:rPr>
-        <w:t>“</w:t>
-      </w:r>
-      <w:proofErr w:type="spellStart"/>
+        <w:t xml:space="preserve">“ctrl+shift+p” </w:t>
+      </w:r>
+    </w:p>
+    <w:p>
+      <w:r>
+        <w:rPr>
+          <w:color w:val="000000" w:themeColor="text1"/>
+        </w:rPr>
+        <w:t xml:space="preserve">If you are on mac, press </w:t>
+      </w:r>
       <w:r>
         <w:rPr>
           <w:b/>
           <w:bCs/>
           <w:color w:val="000000" w:themeColor="text1"/>
         </w:rPr>
-        <w:t>ctrl+shift+p</w:t>
-      </w:r>
-      <w:proofErr w:type="spellEnd"/>
-      <w:r>
-        <w:rPr>
-          <w:b/>
-          <w:bCs/>
+        <w:t>“command+shift+p”</w:t>
+      </w:r>
+    </w:p>
+    <w:p>
+      <w:r>
+        <w:rPr>
           <w:color w:val="000000" w:themeColor="text1"/>
         </w:rPr>
-        <w:t xml:space="preserve">” </w:t>
-      </w:r>
-    </w:p>
-    <w:p>
-      <w:r>
-        <w:rPr>
-          <w:color w:val="000000" w:themeColor="text1"/>
-        </w:rPr>
-        <w:t xml:space="preserve">If you are on mac, press </w:t>
-      </w:r>
-      <w:r>
-        <w:rPr>
-          <w:b/>
-          <w:bCs/>
-          <w:color w:val="000000" w:themeColor="text1"/>
-        </w:rPr>
-        <w:t>“</w:t>
-      </w:r>
-      <w:proofErr w:type="spellStart"/>
-      <w:r>
-        <w:rPr>
-          <w:b/>
-          <w:bCs/>
-          <w:color w:val="000000" w:themeColor="text1"/>
-        </w:rPr>
-        <w:t>command+shift+p</w:t>
-      </w:r>
-      <w:proofErr w:type="spellEnd"/>
-      <w:r>
-        <w:rPr>
-          <w:b/>
-          <w:bCs/>
-          <w:color w:val="000000" w:themeColor="text1"/>
-        </w:rPr>
-        <w:t>”</w:t>
-      </w:r>
-    </w:p>
-    <w:p>
-      <w:r>
-        <w:rPr>
-          <w:color w:val="000000" w:themeColor="text1"/>
-        </w:rPr>
-        <w:t xml:space="preserve">Search for </w:t>
-      </w:r>
-      <w:proofErr w:type="spellStart"/>
-      <w:r>
-        <w:rPr>
-          <w:color w:val="000000" w:themeColor="text1"/>
-        </w:rPr>
-        <w:t>sqlite</w:t>
-      </w:r>
-      <w:proofErr w:type="spellEnd"/>
-      <w:r>
-        <w:rPr>
-          <w:color w:val="000000" w:themeColor="text1"/>
-        </w:rPr>
-        <w:t>: Open Database:</w:t>
+        <w:t>Search for sqlite: Open Database:</w:t>
       </w:r>
     </w:p>
     <w:p>
@@ -859,7 +808,7 @@
                     <pic:cNvPicPr/>
                   </pic:nvPicPr>
                   <pic:blipFill>
-                    <a:blip r:embed="rId9"/>
+                    <a:blip r:embed="rId10"/>
                     <a:stretch>
                       <a:fillRect/>
                     </a:stretch>
@@ -885,30 +834,8 @@
         <w:rPr>
           <w:color w:val="000000" w:themeColor="text1"/>
         </w:rPr>
-        <w:t xml:space="preserve">It will ask you to select the database. Select the one you </w:t>
-      </w:r>
-      <w:proofErr w:type="gramStart"/>
-      <w:r>
-        <w:rPr>
-          <w:color w:val="000000" w:themeColor="text1"/>
-        </w:rPr>
-        <w:t>just created,</w:t>
-      </w:r>
-      <w:proofErr w:type="gramEnd"/>
-      <w:r>
-        <w:rPr>
-          <w:color w:val="000000" w:themeColor="text1"/>
-        </w:rPr>
-        <w:t xml:space="preserve"> </w:t>
-      </w:r>
-      <w:proofErr w:type="spellStart"/>
-      <w:r>
-        <w:rPr>
-          <w:color w:val="000000" w:themeColor="text1"/>
-        </w:rPr>
-        <w:t>school.db</w:t>
-      </w:r>
-      <w:proofErr w:type="spellEnd"/>
+        <w:t>It will ask you to select the database. Select the one you just created, school.db</w:t>
+      </w:r>
     </w:p>
     <w:p>
       <w:r>
@@ -941,7 +868,7 @@
                     <pic:cNvPicPr/>
                   </pic:nvPicPr>
                   <pic:blipFill>
-                    <a:blip r:embed="rId10"/>
+                    <a:blip r:embed="rId11"/>
                     <a:stretch>
                       <a:fillRect/>
                     </a:stretch>
@@ -967,16 +894,8 @@
         <w:rPr>
           <w:color w:val="000000" w:themeColor="text1"/>
         </w:rPr>
-        <w:t xml:space="preserve">Name it: </w:t>
-      </w:r>
-      <w:proofErr w:type="spellStart"/>
-      <w:r>
-        <w:rPr>
-          <w:color w:val="000000" w:themeColor="text1"/>
-        </w:rPr>
-        <w:t>queries.sql</w:t>
-      </w:r>
-      <w:proofErr w:type="spellEnd"/>
+        <w:t>Name it: queries.sql</w:t>
+      </w:r>
     </w:p>
     <w:p>
       <w:r>
@@ -1061,7 +980,7 @@
 </file>
 
 <file path=word/numbering.xml><?xml version="1.0" encoding="utf-8"?>
-<w:numbering xmlns:wpc="http://schemas.microsoft.com/office/word/2010/wordprocessingCanvas" xmlns:cx="http://schemas.microsoft.com/office/drawing/2014/chartex" xmlns:cx1="http://schemas.microsoft.com/office/drawing/2015/9/8/chartex" xmlns:cx2="http://schemas.microsoft.com/office/drawing/2015/10/21/chartex" xmlns:cx3="http://schemas.microsoft.com/office/drawing/2016/5/9/chartex" xmlns:cx4="http://schemas.microsoft.com/office/drawing/2016/5/10/chartex" xmlns:cx5="http://schemas.microsoft.com/office/drawing/2016/5/11/chartex" xmlns:cx6="http://schemas.microsoft.com/office/drawing/2016/5/12/chartex" xmlns:cx7="http://schemas.microsoft.com/office/drawing/2016/5/13/chartex" xmlns:cx8="http://schemas.microsoft.com/office/drawing/2016/5/14/chartex" xmlns:mc="http://schemas.openxmlformats.org/markup-compatibility/2006" xmlns:m="http://schemas.openxmlformats.org/officeDocument/2006/math" xmlns:aink="http://schemas.microsoft.com/office/drawing/2016/ink" xmlns:am3d="http://schemas.microsoft.com/office/drawing/2017/model3d" xmlns:oel="http://schemas.microsoft.com/office/2019/extlst" xmlns:r="http://schemas.openxmlformats.org/officeDocument/2006/relationships" xmlns:wp14="http://schemas.microsoft.com/office/word/2010/wordprocessingDrawing" xmlns:wp="http://schemas.openxmlformats.org/drawingml/2006/wordprocessingDrawing" xmlns:wpg="http://schemas.microsoft.com/office/word/2010/wordprocessingGroup" xmlns:wpi="http://schemas.microsoft.com/office/word/2010/wordprocessingInk" xmlns:wps="http://schemas.microsoft.com/office/word/2010/wordprocessingShape" xmlns:o="urn:schemas-microsoft-com:office:office" xmlns:v="urn:schemas-microsoft-com:vml" xmlns:w10="urn:schemas-microsoft-com:office:word" xmlns:w="http://schemas.openxmlformats.org/wordprocessingml/2006/main" xmlns:w14="http://schemas.microsoft.com/office/word/2010/wordml" xmlns:w15="http://schemas.microsoft.com/office/word/2012/wordml" xmlns:w16cex="http://schemas.microsoft.com/office/word/2018/wordml/cex" xmlns:w16cid="http://schemas.microsoft.com/office/word/2016/wordml/cid" xmlns:w16="http://schemas.microsoft.com/office/word/2018/wordml" xmlns:w16sdtdh="http://schemas.microsoft.com/office/word/2020/wordml/sdtdatahash" xmlns:w16sdtfl="http://schemas.microsoft.com/office/word/2024/wordml/sdtformatlock" xmlns:w16se="http://schemas.microsoft.com/office/word/2015/wordml/symex" xmlns:w16du="http://schemas.microsoft.com/office/word/2023/wordml/word16du" xmlns:wne="http://schemas.microsoft.com/office/word/2006/wordml" mc:Ignorable="w14 w15 w16se w16cid w16 w16cex w16sdtdh w16sdtfl w16du wp14">
+<w:numbering xmlns:wpc="http://schemas.microsoft.com/office/word/2010/wordprocessingCanvas" xmlns:cx="http://schemas.microsoft.com/office/drawing/2014/chartex" xmlns:cx1="http://schemas.microsoft.com/office/drawing/2015/9/8/chartex" xmlns:cx2="http://schemas.microsoft.com/office/drawing/2015/10/21/chartex" xmlns:cx3="http://schemas.microsoft.com/office/drawing/2016/5/9/chartex" xmlns:cx4="http://schemas.microsoft.com/office/drawing/2016/5/10/chartex" xmlns:cx5="http://schemas.microsoft.com/office/drawing/2016/5/11/chartex" xmlns:cx6="http://schemas.microsoft.com/office/drawing/2016/5/12/chartex" xmlns:cx7="http://schemas.microsoft.com/office/drawing/2016/5/13/chartex" xmlns:cx8="http://schemas.microsoft.com/office/drawing/2016/5/14/chartex" xmlns:mc="http://schemas.openxmlformats.org/markup-compatibility/2006" xmlns:aink="http://schemas.microsoft.com/office/drawing/2016/ink" xmlns:am3d="http://schemas.microsoft.com/office/drawing/2017/model3d" xmlns:o="urn:schemas-microsoft-com:office:office" xmlns:oel="http://schemas.microsoft.com/office/2019/extlst" xmlns:r="http://schemas.openxmlformats.org/officeDocument/2006/relationships" xmlns:m="http://schemas.openxmlformats.org/officeDocument/2006/math" xmlns:v="urn:schemas-microsoft-com:vml" xmlns:wp14="http://schemas.microsoft.com/office/word/2010/wordprocessingDrawing" xmlns:wp="http://schemas.openxmlformats.org/drawingml/2006/wordprocessingDrawing" xmlns:w10="urn:schemas-microsoft-com:office:word" xmlns:w="http://schemas.openxmlformats.org/wordprocessingml/2006/main" xmlns:w14="http://schemas.microsoft.com/office/word/2010/wordml" xmlns:w15="http://schemas.microsoft.com/office/word/2012/wordml" xmlns:w16cex="http://schemas.microsoft.com/office/word/2018/wordml/cex" xmlns:w16cid="http://schemas.microsoft.com/office/word/2016/wordml/cid" xmlns:w16="http://schemas.microsoft.com/office/word/2018/wordml" xmlns:w16du="http://schemas.microsoft.com/office/word/2023/wordml/word16du" xmlns:w16sdtdh="http://schemas.microsoft.com/office/word/2020/wordml/sdtdatahash" xmlns:w16sdtfl="http://schemas.microsoft.com/office/word/2024/wordml/sdtformatlock" xmlns:w16se="http://schemas.microsoft.com/office/word/2015/wordml/symex" xmlns:wpg="http://schemas.microsoft.com/office/word/2010/wordprocessingGroup" xmlns:wpi="http://schemas.microsoft.com/office/word/2010/wordprocessingInk" xmlns:wne="http://schemas.microsoft.com/office/word/2006/wordml" xmlns:wps="http://schemas.microsoft.com/office/word/2010/wordprocessingShape" mc:Ignorable="w14 w15 w16se w16cid w16 w16cex w16sdtdh w16sdtfl w16du wp14">
   <w:abstractNum w:abstractNumId="0" w15:restartNumberingAfterBreak="0">
     <w:nsid w:val="13D621D6"/>
     <w:multiLevelType w:val="multilevel"/>
@@ -1450,7 +1369,7 @@
 </file>
 
 <file path=word/styles.xml><?xml version="1.0" encoding="utf-8"?>
-<w:styles xmlns:mc="http://schemas.openxmlformats.org/markup-compatibility/2006" xmlns:r="http://schemas.openxmlformats.org/officeDocument/2006/relationships" xmlns:w="http://schemas.openxmlformats.org/wordprocessingml/2006/main" xmlns:w14="http://schemas.microsoft.com/office/word/2010/wordml" xmlns:w15="http://schemas.microsoft.com/office/word/2012/wordml" xmlns:w16cex="http://schemas.microsoft.com/office/word/2018/wordml/cex" xmlns:w16cid="http://schemas.microsoft.com/office/word/2016/wordml/cid" xmlns:w16="http://schemas.microsoft.com/office/word/2018/wordml" xmlns:w16sdtdh="http://schemas.microsoft.com/office/word/2020/wordml/sdtdatahash" xmlns:w16sdtfl="http://schemas.microsoft.com/office/word/2024/wordml/sdtformatlock" xmlns:w16se="http://schemas.microsoft.com/office/word/2015/wordml/symex" xmlns:w16du="http://schemas.microsoft.com/office/word/2023/wordml/word16du" mc:Ignorable="w14 w15 w16se w16cid w16 w16cex w16sdtdh w16sdtfl w16du">
+<w:styles xmlns:mc="http://schemas.openxmlformats.org/markup-compatibility/2006" xmlns:r="http://schemas.openxmlformats.org/officeDocument/2006/relationships" xmlns:w="http://schemas.openxmlformats.org/wordprocessingml/2006/main" xmlns:w14="http://schemas.microsoft.com/office/word/2010/wordml" xmlns:w15="http://schemas.microsoft.com/office/word/2012/wordml" xmlns:w16cex="http://schemas.microsoft.com/office/word/2018/wordml/cex" xmlns:w16cid="http://schemas.microsoft.com/office/word/2016/wordml/cid" xmlns:w16="http://schemas.microsoft.com/office/word/2018/wordml" xmlns:w16du="http://schemas.microsoft.com/office/word/2023/wordml/word16du" xmlns:w16sdtdh="http://schemas.microsoft.com/office/word/2020/wordml/sdtdatahash" xmlns:w16sdtfl="http://schemas.microsoft.com/office/word/2024/wordml/sdtformatlock" xmlns:w16se="http://schemas.microsoft.com/office/word/2015/wordml/symex" mc:Ignorable="w14 w15 w16se w16cid w16 w16cex w16sdtdh w16sdtfl w16du">
   <w:docDefaults>
     <w:rPrDefault>
       <w:rPr>
@@ -2050,7 +1969,6 @@
   <w:style w:type="character" w:default="1" w:styleId="DefaultParagraphFont">
     <w:name w:val="Default Paragraph Font"/>
     <w:uiPriority w:val="1"/>
-    <w:semiHidden/>
     <w:unhideWhenUsed/>
   </w:style>
   <w:style w:type="table" w:default="1" w:styleId="TableNormal">

--- a/Assignments/Assignment_6/SQL_Lab_1.docx
+++ b/Assignments/Assignment_6/SQL_Lab_1.docx
@@ -85,8 +85,13 @@
       <w:r>
         <w:t>“</w:t>
       </w:r>
-      <w:r>
-        <w:t>sqlite-tools-win-x64</w:t>
+      <w:proofErr w:type="gramStart"/>
+      <w:r>
+        <w:t>sqlite</w:t>
+      </w:r>
+      <w:proofErr w:type="gramEnd"/>
+      <w:r>
+        <w:t>-tools-win-x64</w:t>
       </w:r>
       <w:r>
         <w:t>”</w:t>
@@ -107,6 +112,9 @@
         <w:ind w:left="720"/>
       </w:pPr>
       <w:r>
+        <w:rPr>
+          <w:noProof/>
+        </w:rPr>
         <w:drawing>
           <wp:inline distT="0" distB="0" distL="0" distR="0" wp14:anchorId="690EE06D" wp14:editId="4B10B319">
             <wp:extent cx="4009292" cy="939356"/>
@@ -232,13 +240,69 @@
       </w:r>
     </w:p>
     <w:p>
-      <w:r>
+      <w:pPr>
         <w:rPr>
           <w:b/>
           <w:bCs/>
           <w:color w:val="C00000"/>
         </w:rPr>
+      </w:pPr>
+      <w:r>
+        <w:rPr>
+          <w:b/>
+          <w:bCs/>
+          <w:color w:val="C00000"/>
+        </w:rPr>
         <w:t>Add a screenshot of your output below if you are using windows:</w:t>
+      </w:r>
+    </w:p>
+    <w:p>
+      <w:r>
+        <w:rPr>
+          <w:noProof/>
+        </w:rPr>
+        <w:lastRenderedPageBreak/>
+        <w:drawing>
+          <wp:inline distT="0" distB="0" distL="0" distR="0" wp14:anchorId="596B52A1" wp14:editId="4ABD95A7">
+            <wp:extent cx="5943600" cy="5662295"/>
+            <wp:effectExtent l="0" t="0" r="0" b="0"/>
+            <wp:docPr id="276398254" name="Picture 1" descr="Windows PowerShell"/>
+            <wp:cNvGraphicFramePr>
+              <a:graphicFrameLocks xmlns:a="http://schemas.openxmlformats.org/drawingml/2006/main" noChangeAspect="1"/>
+            </wp:cNvGraphicFramePr>
+            <a:graphic xmlns:a="http://schemas.openxmlformats.org/drawingml/2006/main">
+              <a:graphicData uri="http://schemas.openxmlformats.org/drawingml/2006/picture">
+                <pic:pic xmlns:pic="http://schemas.openxmlformats.org/drawingml/2006/picture">
+                  <pic:nvPicPr>
+                    <pic:cNvPr id="276398254" name="Picture 276398254" descr="Windows PowerShell"/>
+                    <pic:cNvPicPr/>
+                  </pic:nvPicPr>
+                  <pic:blipFill>
+                    <a:blip r:embed="rId7" cstate="print">
+                      <a:extLst>
+                        <a:ext uri="{28A0092B-C50C-407E-A947-70E740481C1C}">
+                          <a14:useLocalDpi xmlns:a14="http://schemas.microsoft.com/office/drawing/2010/main" val="0"/>
+                        </a:ext>
+                      </a:extLst>
+                    </a:blip>
+                    <a:stretch>
+                      <a:fillRect/>
+                    </a:stretch>
+                  </pic:blipFill>
+                  <pic:spPr>
+                    <a:xfrm>
+                      <a:off x="0" y="0"/>
+                      <a:ext cx="5943600" cy="5662295"/>
+                    </a:xfrm>
+                    <a:prstGeom prst="rect">
+                      <a:avLst/>
+                    </a:prstGeom>
+                  </pic:spPr>
+                </pic:pic>
+              </a:graphicData>
+            </a:graphic>
+          </wp:inline>
+        </w:drawing>
       </w:r>
     </w:p>
     <w:p>
@@ -258,9 +322,11 @@
         <w:pStyle w:val="CodeBlock"/>
         <w:ind w:left="720"/>
       </w:pPr>
+      <w:proofErr w:type="gramStart"/>
       <w:r>
         <w:t>.exit</w:t>
       </w:r>
+      <w:proofErr w:type="gramEnd"/>
     </w:p>
     <w:p>
       <w:pPr>
@@ -334,6 +400,7 @@
         <w:rPr>
           <w:color w:val="000000"/>
         </w:rPr>
+        <w:lastRenderedPageBreak/>
         <w:t xml:space="preserve">If not installed, use: </w:t>
       </w:r>
       <w:r>
@@ -341,15 +408,23 @@
           <w:rFonts w:ascii="Courier New" w:hAnsi="Courier New" w:cs="Courier New"/>
           <w:color w:val="000000"/>
         </w:rPr>
-        <w:t>brew install sqlite</w:t>
-      </w:r>
+        <w:t xml:space="preserve">brew install </w:t>
+      </w:r>
+      <w:proofErr w:type="spellStart"/>
+      <w:r>
+        <w:rPr>
+          <w:rFonts w:ascii="Courier New" w:hAnsi="Courier New" w:cs="Courier New"/>
+          <w:color w:val="000000"/>
+        </w:rPr>
+        <w:t>sqlite</w:t>
+      </w:r>
+      <w:proofErr w:type="spellEnd"/>
     </w:p>
     <w:p>
       <w:pPr>
         <w:pStyle w:val="Heading2"/>
       </w:pPr>
       <w:r>
-        <w:lastRenderedPageBreak/>
         <w:t>Install SQLite Extension in VS Code</w:t>
       </w:r>
     </w:p>
@@ -403,11 +478,19 @@
           <w:numId w:val="1"/>
         </w:numPr>
       </w:pPr>
+      <w:proofErr w:type="gramStart"/>
       <w:r>
         <w:rPr>
           <w:color w:val="000000"/>
         </w:rPr>
-        <w:t>Install:</w:t>
+        <w:t>Install</w:t>
+      </w:r>
+      <w:proofErr w:type="gramEnd"/>
+      <w:r>
+        <w:rPr>
+          <w:color w:val="000000"/>
+        </w:rPr>
+        <w:t>:</w:t>
       </w:r>
     </w:p>
     <w:p>
@@ -423,20 +506,91 @@
           <w:rStyle w:val="Strong"/>
           <w:color w:val="000000"/>
         </w:rPr>
-        <w:t>SQLite (by alexcvzz)</w:t>
-      </w:r>
-    </w:p>
-    <w:p>
-      <w:r>
+        <w:t xml:space="preserve">SQLite (by </w:t>
+      </w:r>
+      <w:proofErr w:type="spellStart"/>
+      <w:r>
+        <w:rPr>
+          <w:rStyle w:val="Strong"/>
+          <w:color w:val="000000"/>
+        </w:rPr>
+        <w:t>alexcvzz</w:t>
+      </w:r>
+      <w:proofErr w:type="spellEnd"/>
+      <w:r>
+        <w:rPr>
+          <w:rStyle w:val="Strong"/>
+          <w:color w:val="000000"/>
+        </w:rPr>
+        <w:t>)</w:t>
+      </w:r>
+    </w:p>
+    <w:p>
+      <w:pPr>
         <w:rPr>
           <w:b/>
           <w:bCs/>
           <w:color w:val="C00000"/>
         </w:rPr>
+      </w:pPr>
+      <w:r>
+        <w:rPr>
+          <w:b/>
+          <w:bCs/>
+          <w:color w:val="C00000"/>
+        </w:rPr>
         <w:t>Add a screenshot showing the extension installed</w:t>
       </w:r>
     </w:p>
     <w:p>
+      <w:r>
+        <w:rPr>
+          <w:noProof/>
+        </w:rPr>
+        <w:drawing>
+          <wp:inline distT="0" distB="0" distL="0" distR="0" wp14:anchorId="7CA74EF3" wp14:editId="53D5C399">
+            <wp:extent cx="5943600" cy="3188335"/>
+            <wp:effectExtent l="0" t="0" r="0" b="0"/>
+            <wp:docPr id="1590512899" name="Picture 2" descr="Extension: SQLite - 26Fall_ProgFundamentals - Visual Studio Code"/>
+            <wp:cNvGraphicFramePr>
+              <a:graphicFrameLocks xmlns:a="http://schemas.openxmlformats.org/drawingml/2006/main" noChangeAspect="1"/>
+            </wp:cNvGraphicFramePr>
+            <a:graphic xmlns:a="http://schemas.openxmlformats.org/drawingml/2006/main">
+              <a:graphicData uri="http://schemas.openxmlformats.org/drawingml/2006/picture">
+                <pic:pic xmlns:pic="http://schemas.openxmlformats.org/drawingml/2006/picture">
+                  <pic:nvPicPr>
+                    <pic:cNvPr id="1590512899" name="Picture 1590512899" descr="Extension: SQLite - 26Fall_ProgFundamentals - Visual Studio Code"/>
+                    <pic:cNvPicPr/>
+                  </pic:nvPicPr>
+                  <pic:blipFill>
+                    <a:blip r:embed="rId8" cstate="print">
+                      <a:extLst>
+                        <a:ext uri="{28A0092B-C50C-407E-A947-70E740481C1C}">
+                          <a14:useLocalDpi xmlns:a14="http://schemas.microsoft.com/office/drawing/2010/main" val="0"/>
+                        </a:ext>
+                      </a:extLst>
+                    </a:blip>
+                    <a:stretch>
+                      <a:fillRect/>
+                    </a:stretch>
+                  </pic:blipFill>
+                  <pic:spPr>
+                    <a:xfrm>
+                      <a:off x="0" y="0"/>
+                      <a:ext cx="5943600" cy="3188335"/>
+                    </a:xfrm>
+                    <a:prstGeom prst="rect">
+                      <a:avLst/>
+                    </a:prstGeom>
+                  </pic:spPr>
+                </pic:pic>
+              </a:graphicData>
+            </a:graphic>
+          </wp:inline>
+        </w:drawing>
+      </w:r>
+    </w:p>
+    <w:p>
       <w:pPr>
         <w:pStyle w:val="Heading2"/>
       </w:pPr>
@@ -454,6 +608,7 @@
         <w:rPr>
           <w:noProof/>
         </w:rPr>
+        <w:lastRenderedPageBreak/>
         <w:drawing>
           <wp:inline distT="0" distB="0" distL="0" distR="0" wp14:anchorId="40E7FA46" wp14:editId="0E336D7D">
             <wp:extent cx="5943600" cy="3484880"/>
@@ -470,7 +625,7 @@
                     <pic:cNvPicPr/>
                   </pic:nvPicPr>
                   <pic:blipFill>
-                    <a:blip r:embed="rId7"/>
+                    <a:blip r:embed="rId9"/>
                     <a:stretch>
                       <a:fillRect/>
                     </a:stretch>
@@ -493,7 +648,15 @@
     </w:p>
     <w:p>
       <w:r>
-        <w:t>Navigate to your sql_labs folder and open it in the workspace.</w:t>
+        <w:t xml:space="preserve">Navigate to your </w:t>
+      </w:r>
+      <w:proofErr w:type="spellStart"/>
+      <w:r>
+        <w:t>sql_labs</w:t>
+      </w:r>
+      <w:proofErr w:type="spellEnd"/>
+      <w:r>
+        <w:t xml:space="preserve"> folder and open it in the workspace.</w:t>
       </w:r>
     </w:p>
     <w:p>
@@ -523,7 +686,7 @@
                     <pic:cNvPicPr/>
                   </pic:nvPicPr>
                   <pic:blipFill>
-                    <a:blip r:embed="rId8"/>
+                    <a:blip r:embed="rId10"/>
                     <a:stretch>
                       <a:fillRect/>
                     </a:stretch>
@@ -551,7 +714,25 @@
           <w:bCs/>
           <w:color w:val="C00000"/>
         </w:rPr>
-        <w:t>If you are using windows, please make sure you have sqlite3.exe in the same folder “sql_labs”</w:t>
+        <w:t>If you are using windows, please make sure you have sqlite3.exe in the same folder “</w:t>
+      </w:r>
+      <w:proofErr w:type="spellStart"/>
+      <w:r>
+        <w:rPr>
+          <w:b/>
+          <w:bCs/>
+          <w:color w:val="C00000"/>
+        </w:rPr>
+        <w:t>sql_labs</w:t>
+      </w:r>
+      <w:proofErr w:type="spellEnd"/>
+      <w:r>
+        <w:rPr>
+          <w:b/>
+          <w:bCs/>
+          <w:color w:val="C00000"/>
+        </w:rPr>
+        <w:t>”</w:t>
       </w:r>
     </w:p>
     <w:p>
@@ -566,8 +747,17 @@
           <w:rFonts w:ascii="Courier New" w:hAnsi="Courier New" w:cs="Courier New"/>
           <w:color w:val="000000" w:themeColor="text1"/>
         </w:rPr>
-        <w:t>sqlite3 school.db</w:t>
-      </w:r>
+        <w:t xml:space="preserve">sqlite3 </w:t>
+      </w:r>
+      <w:proofErr w:type="spellStart"/>
+      <w:r>
+        <w:rPr>
+          <w:rFonts w:ascii="Courier New" w:hAnsi="Courier New" w:cs="Courier New"/>
+          <w:color w:val="000000" w:themeColor="text1"/>
+        </w:rPr>
+        <w:t>school.db</w:t>
+      </w:r>
+      <w:proofErr w:type="spellEnd"/>
       <w:r>
         <w:rPr>
           <w:color w:val="000000" w:themeColor="text1"/>
@@ -597,7 +787,7 @@
                     <pic:cNvPicPr/>
                   </pic:nvPicPr>
                   <pic:blipFill>
-                    <a:blip r:embed="rId9"/>
+                    <a:blip r:embed="rId11"/>
                     <a:stretch>
                       <a:fillRect/>
                     </a:stretch>
@@ -623,7 +813,21 @@
         <w:rPr>
           <w:color w:val="000000" w:themeColor="text1"/>
         </w:rPr>
-        <w:t>Inside the sqlite terminal, type the following:</w:t>
+        <w:t xml:space="preserve">Inside the </w:t>
+      </w:r>
+      <w:proofErr w:type="spellStart"/>
+      <w:r>
+        <w:rPr>
+          <w:color w:val="000000" w:themeColor="text1"/>
+        </w:rPr>
+        <w:t>sqlite</w:t>
+      </w:r>
+      <w:proofErr w:type="spellEnd"/>
+      <w:r>
+        <w:rPr>
+          <w:color w:val="000000" w:themeColor="text1"/>
+        </w:rPr>
+        <w:t xml:space="preserve"> terminal, type the following:</w:t>
       </w:r>
     </w:p>
     <w:p>
@@ -670,80 +874,191 @@
       </w:r>
     </w:p>
     <w:p>
-      <w:r>
+      <w:pPr>
         <w:rPr>
           <w:b/>
           <w:bCs/>
           <w:color w:val="C00000"/>
         </w:rPr>
-        <w:lastRenderedPageBreak/>
-        <w:t>Add a screenshot of your folders section. You will see a database file in the left side pane:</w:t>
-      </w:r>
-    </w:p>
-    <w:p>
-      <w:r>
-        <w:rPr>
-          <w:color w:val="000000" w:themeColor="text1"/>
-        </w:rPr>
-        <w:t>Now let us insert some data into the tables:</w:t>
-      </w:r>
-    </w:p>
-    <w:p>
-      <w:r>
-        <w:rPr>
-          <w:color w:val="000000" w:themeColor="text1"/>
-        </w:rPr>
-        <w:t>Type the following:</w:t>
-      </w:r>
-    </w:p>
-    <w:p>
-      <w:pPr>
-        <w:pStyle w:val="CodeBlock"/>
-      </w:pPr>
-      <w:r>
-        <w:t>INSERT INTO students VALUES (1, 'Alice', 'Biology');</w:t>
-      </w:r>
-    </w:p>
-    <w:p>
-      <w:pPr>
-        <w:pStyle w:val="CodeBlock"/>
-      </w:pPr>
-      <w:r>
-        <w:t>INSERT INTO students VALUES (2, 'Bob', 'Business');</w:t>
-      </w:r>
-    </w:p>
-    <w:p>
-      <w:pPr>
-        <w:pStyle w:val="CodeBlock"/>
-      </w:pPr>
-      <w:r>
-        <w:t>INSERT INTO students VALUES (3, 'Clara', 'Psychology');</w:t>
-      </w:r>
-    </w:p>
-    <w:p>
-      <w:r>
-        <w:rPr>
-          <w:color w:val="000000" w:themeColor="text1"/>
-        </w:rPr>
-        <w:t>Now this data is added to the database. To see the data that is newly added to the table, run the following query:</w:t>
-      </w:r>
-    </w:p>
-    <w:p>
-      <w:pPr>
-        <w:pStyle w:val="CodeBlock"/>
-      </w:pPr>
-      <w:r>
-        <w:t>SELECT * FROM students;</w:t>
-      </w:r>
-    </w:p>
-    <w:p>
+      </w:pPr>
       <w:r>
         <w:rPr>
           <w:b/>
           <w:bCs/>
           <w:color w:val="C00000"/>
         </w:rPr>
+        <w:lastRenderedPageBreak/>
+        <w:t>Add a screenshot of your folders section. You will see a database file in the left side pane:</w:t>
+      </w:r>
+    </w:p>
+    <w:p>
+      <w:r>
+        <w:rPr>
+          <w:noProof/>
+        </w:rPr>
+        <w:drawing>
+          <wp:inline distT="0" distB="0" distL="0" distR="0" wp14:anchorId="11313DE8" wp14:editId="148E4FE4">
+            <wp:extent cx="5943600" cy="3188335"/>
+            <wp:effectExtent l="0" t="0" r="0" b="0"/>
+            <wp:docPr id="64523363" name="Picture 3" descr="26Fall_ProgFundamentals - Visual Studio Code"/>
+            <wp:cNvGraphicFramePr>
+              <a:graphicFrameLocks xmlns:a="http://schemas.openxmlformats.org/drawingml/2006/main" noChangeAspect="1"/>
+            </wp:cNvGraphicFramePr>
+            <a:graphic xmlns:a="http://schemas.openxmlformats.org/drawingml/2006/main">
+              <a:graphicData uri="http://schemas.openxmlformats.org/drawingml/2006/picture">
+                <pic:pic xmlns:pic="http://schemas.openxmlformats.org/drawingml/2006/picture">
+                  <pic:nvPicPr>
+                    <pic:cNvPr id="64523363" name="Picture 64523363" descr="26Fall_ProgFundamentals - Visual Studio Code"/>
+                    <pic:cNvPicPr/>
+                  </pic:nvPicPr>
+                  <pic:blipFill>
+                    <a:blip r:embed="rId12" cstate="print">
+                      <a:extLst>
+                        <a:ext uri="{28A0092B-C50C-407E-A947-70E740481C1C}">
+                          <a14:useLocalDpi xmlns:a14="http://schemas.microsoft.com/office/drawing/2010/main" val="0"/>
+                        </a:ext>
+                      </a:extLst>
+                    </a:blip>
+                    <a:stretch>
+                      <a:fillRect/>
+                    </a:stretch>
+                  </pic:blipFill>
+                  <pic:spPr>
+                    <a:xfrm>
+                      <a:off x="0" y="0"/>
+                      <a:ext cx="5943600" cy="3188335"/>
+                    </a:xfrm>
+                    <a:prstGeom prst="rect">
+                      <a:avLst/>
+                    </a:prstGeom>
+                  </pic:spPr>
+                </pic:pic>
+              </a:graphicData>
+            </a:graphic>
+          </wp:inline>
+        </w:drawing>
+      </w:r>
+    </w:p>
+    <w:p>
+      <w:r>
+        <w:rPr>
+          <w:color w:val="000000" w:themeColor="text1"/>
+        </w:rPr>
+        <w:t>Now let us insert some data into the tables:</w:t>
+      </w:r>
+    </w:p>
+    <w:p>
+      <w:r>
+        <w:rPr>
+          <w:color w:val="000000" w:themeColor="text1"/>
+        </w:rPr>
+        <w:t>Type the following:</w:t>
+      </w:r>
+    </w:p>
+    <w:p>
+      <w:pPr>
+        <w:pStyle w:val="CodeBlock"/>
+      </w:pPr>
+      <w:r>
+        <w:t>INSERT INTO students VALUES (1, 'Alice', 'Biology');</w:t>
+      </w:r>
+    </w:p>
+    <w:p>
+      <w:pPr>
+        <w:pStyle w:val="CodeBlock"/>
+      </w:pPr>
+      <w:r>
+        <w:t>INSERT INTO students VALUES (2, 'Bob', 'Business');</w:t>
+      </w:r>
+    </w:p>
+    <w:p>
+      <w:pPr>
+        <w:pStyle w:val="CodeBlock"/>
+      </w:pPr>
+      <w:r>
+        <w:t>INSERT INTO students VALUES (3, 'Clara', 'Psychology');</w:t>
+      </w:r>
+    </w:p>
+    <w:p>
+      <w:r>
+        <w:rPr>
+          <w:color w:val="000000" w:themeColor="text1"/>
+        </w:rPr>
+        <w:t>Now this data is added to the database. To see the data that is newly added to the table, run the following query:</w:t>
+      </w:r>
+    </w:p>
+    <w:p>
+      <w:pPr>
+        <w:pStyle w:val="CodeBlock"/>
+      </w:pPr>
+      <w:r>
+        <w:t>SELECT * FROM students;</w:t>
+      </w:r>
+    </w:p>
+    <w:p>
+      <w:pPr>
+        <w:rPr>
+          <w:b/>
+          <w:bCs/>
+          <w:color w:val="C00000"/>
+        </w:rPr>
+      </w:pPr>
+      <w:r>
+        <w:rPr>
+          <w:b/>
+          <w:bCs/>
+          <w:color w:val="C00000"/>
+        </w:rPr>
         <w:t>Add a screenshot of your terminal output:</w:t>
+      </w:r>
+    </w:p>
+    <w:p>
+      <w:r>
+        <w:rPr>
+          <w:noProof/>
+        </w:rPr>
+        <w:lastRenderedPageBreak/>
+        <w:drawing>
+          <wp:inline distT="0" distB="0" distL="0" distR="0" wp14:anchorId="69C73AC2" wp14:editId="1C76CC74">
+            <wp:extent cx="5943600" cy="3188335"/>
+            <wp:effectExtent l="0" t="0" r="0" b="0"/>
+            <wp:docPr id="151888997" name="Picture 4" descr="26Fall_ProgFundamentals - Visual Studio Code"/>
+            <wp:cNvGraphicFramePr>
+              <a:graphicFrameLocks xmlns:a="http://schemas.openxmlformats.org/drawingml/2006/main" noChangeAspect="1"/>
+            </wp:cNvGraphicFramePr>
+            <a:graphic xmlns:a="http://schemas.openxmlformats.org/drawingml/2006/main">
+              <a:graphicData uri="http://schemas.openxmlformats.org/drawingml/2006/picture">
+                <pic:pic xmlns:pic="http://schemas.openxmlformats.org/drawingml/2006/picture">
+                  <pic:nvPicPr>
+                    <pic:cNvPr id="151888997" name="Picture 151888997" descr="26Fall_ProgFundamentals - Visual Studio Code"/>
+                    <pic:cNvPicPr/>
+                  </pic:nvPicPr>
+                  <pic:blipFill>
+                    <a:blip r:embed="rId13" cstate="print">
+                      <a:extLst>
+                        <a:ext uri="{28A0092B-C50C-407E-A947-70E740481C1C}">
+                          <a14:useLocalDpi xmlns:a14="http://schemas.microsoft.com/office/drawing/2010/main" val="0"/>
+                        </a:ext>
+                      </a:extLst>
+                    </a:blip>
+                    <a:stretch>
+                      <a:fillRect/>
+                    </a:stretch>
+                  </pic:blipFill>
+                  <pic:spPr>
+                    <a:xfrm>
+                      <a:off x="0" y="0"/>
+                      <a:ext cx="5943600" cy="3188335"/>
+                    </a:xfrm>
+                    <a:prstGeom prst="rect">
+                      <a:avLst/>
+                    </a:prstGeom>
+                  </pic:spPr>
+                </pic:pic>
+              </a:graphicData>
+            </a:graphic>
+          </wp:inline>
+        </w:drawing>
       </w:r>
     </w:p>
     <w:p>
@@ -759,31 +1074,81 @@
           <w:bCs/>
           <w:color w:val="000000" w:themeColor="text1"/>
         </w:rPr>
-        <w:t xml:space="preserve">“ctrl+shift+p” </w:t>
-      </w:r>
-    </w:p>
-    <w:p>
-      <w:r>
-        <w:rPr>
-          <w:color w:val="000000" w:themeColor="text1"/>
-        </w:rPr>
-        <w:t xml:space="preserve">If you are on mac, press </w:t>
-      </w:r>
+        <w:t>“</w:t>
+      </w:r>
+      <w:proofErr w:type="spellStart"/>
       <w:r>
         <w:rPr>
           <w:b/>
           <w:bCs/>
           <w:color w:val="000000" w:themeColor="text1"/>
         </w:rPr>
-        <w:t>“command+shift+p”</w:t>
-      </w:r>
-    </w:p>
-    <w:p>
-      <w:r>
-        <w:rPr>
+        <w:t>ctrl+shift+p</w:t>
+      </w:r>
+      <w:proofErr w:type="spellEnd"/>
+      <w:r>
+        <w:rPr>
+          <w:b/>
+          <w:bCs/>
           <w:color w:val="000000" w:themeColor="text1"/>
         </w:rPr>
-        <w:t>Search for sqlite: Open Database:</w:t>
+        <w:t xml:space="preserve">” </w:t>
+      </w:r>
+    </w:p>
+    <w:p>
+      <w:r>
+        <w:rPr>
+          <w:color w:val="000000" w:themeColor="text1"/>
+        </w:rPr>
+        <w:t xml:space="preserve">If you are on mac, press </w:t>
+      </w:r>
+      <w:r>
+        <w:rPr>
+          <w:b/>
+          <w:bCs/>
+          <w:color w:val="000000" w:themeColor="text1"/>
+        </w:rPr>
+        <w:t>“</w:t>
+      </w:r>
+      <w:proofErr w:type="spellStart"/>
+      <w:r>
+        <w:rPr>
+          <w:b/>
+          <w:bCs/>
+          <w:color w:val="000000" w:themeColor="text1"/>
+        </w:rPr>
+        <w:t>command+shift+p</w:t>
+      </w:r>
+      <w:proofErr w:type="spellEnd"/>
+      <w:r>
+        <w:rPr>
+          <w:b/>
+          <w:bCs/>
+          <w:color w:val="000000" w:themeColor="text1"/>
+        </w:rPr>
+        <w:t>”</w:t>
+      </w:r>
+    </w:p>
+    <w:p>
+      <w:r>
+        <w:rPr>
+          <w:color w:val="000000" w:themeColor="text1"/>
+        </w:rPr>
+        <w:t xml:space="preserve">Search for </w:t>
+      </w:r>
+      <w:proofErr w:type="spellStart"/>
+      <w:r>
+        <w:rPr>
+          <w:color w:val="000000" w:themeColor="text1"/>
+        </w:rPr>
+        <w:t>sqlite</w:t>
+      </w:r>
+      <w:proofErr w:type="spellEnd"/>
+      <w:r>
+        <w:rPr>
+          <w:color w:val="000000" w:themeColor="text1"/>
+        </w:rPr>
+        <w:t>: Open Database:</w:t>
       </w:r>
     </w:p>
     <w:p>
@@ -808,7 +1173,7 @@
                     <pic:cNvPicPr/>
                   </pic:nvPicPr>
                   <pic:blipFill>
-                    <a:blip r:embed="rId10"/>
+                    <a:blip r:embed="rId14"/>
                     <a:stretch>
                       <a:fillRect/>
                     </a:stretch>
@@ -834,8 +1199,30 @@
         <w:rPr>
           <w:color w:val="000000" w:themeColor="text1"/>
         </w:rPr>
-        <w:t>It will ask you to select the database. Select the one you just created, school.db</w:t>
-      </w:r>
+        <w:t xml:space="preserve">It will ask you to select the database. Select the one you </w:t>
+      </w:r>
+      <w:proofErr w:type="gramStart"/>
+      <w:r>
+        <w:rPr>
+          <w:color w:val="000000" w:themeColor="text1"/>
+        </w:rPr>
+        <w:t>just created,</w:t>
+      </w:r>
+      <w:proofErr w:type="gramEnd"/>
+      <w:r>
+        <w:rPr>
+          <w:color w:val="000000" w:themeColor="text1"/>
+        </w:rPr>
+        <w:t xml:space="preserve"> </w:t>
+      </w:r>
+      <w:proofErr w:type="spellStart"/>
+      <w:r>
+        <w:rPr>
+          <w:color w:val="000000" w:themeColor="text1"/>
+        </w:rPr>
+        <w:t>school.db</w:t>
+      </w:r>
+      <w:proofErr w:type="spellEnd"/>
     </w:p>
     <w:p>
       <w:r>
@@ -868,7 +1255,7 @@
                     <pic:cNvPicPr/>
                   </pic:nvPicPr>
                   <pic:blipFill>
-                    <a:blip r:embed="rId11"/>
+                    <a:blip r:embed="rId15"/>
                     <a:stretch>
                       <a:fillRect/>
                     </a:stretch>
@@ -894,14 +1281,22 @@
         <w:rPr>
           <w:color w:val="000000" w:themeColor="text1"/>
         </w:rPr>
-        <w:t>Name it: queries.sql</w:t>
-      </w:r>
-    </w:p>
-    <w:p>
+        <w:t xml:space="preserve">Name it: </w:t>
+      </w:r>
+      <w:proofErr w:type="spellStart"/>
       <w:r>
         <w:rPr>
           <w:color w:val="000000" w:themeColor="text1"/>
         </w:rPr>
+        <w:t>queries.sql</w:t>
+      </w:r>
+      <w:proofErr w:type="spellEnd"/>
+    </w:p>
+    <w:p>
+      <w:r>
+        <w:rPr>
+          <w:color w:val="000000" w:themeColor="text1"/>
+        </w:rPr>
         <w:t>Copy the following to the file and run the queries:</w:t>
       </w:r>
     </w:p>
@@ -959,13 +1354,166 @@
       </w:r>
     </w:p>
     <w:p>
-      <w:r>
+      <w:pPr>
         <w:rPr>
           <w:b/>
           <w:bCs/>
           <w:color w:val="C00000"/>
         </w:rPr>
+      </w:pPr>
+      <w:r>
+        <w:rPr>
+          <w:b/>
+          <w:bCs/>
+          <w:color w:val="C00000"/>
+        </w:rPr>
         <w:t>Add a screenshot of your outputs (There will be 3 screenshots for 3 queries):</w:t>
+      </w:r>
+    </w:p>
+    <w:p>
+      <w:r>
+        <w:rPr>
+          <w:noProof/>
+        </w:rPr>
+        <w:lastRenderedPageBreak/>
+        <w:drawing>
+          <wp:inline distT="0" distB="0" distL="0" distR="0" wp14:anchorId="3B6E3488" wp14:editId="73D3B940">
+            <wp:extent cx="5943600" cy="3188335"/>
+            <wp:effectExtent l="0" t="0" r="0" b="0"/>
+            <wp:docPr id="1295277751" name="Picture 5" descr="SQLite - 26Fall_ProgFundamentals - Visual Studio Code"/>
+            <wp:cNvGraphicFramePr>
+              <a:graphicFrameLocks xmlns:a="http://schemas.openxmlformats.org/drawingml/2006/main" noChangeAspect="1"/>
+            </wp:cNvGraphicFramePr>
+            <a:graphic xmlns:a="http://schemas.openxmlformats.org/drawingml/2006/main">
+              <a:graphicData uri="http://schemas.openxmlformats.org/drawingml/2006/picture">
+                <pic:pic xmlns:pic="http://schemas.openxmlformats.org/drawingml/2006/picture">
+                  <pic:nvPicPr>
+                    <pic:cNvPr id="1295277751" name="Picture 1295277751" descr="SQLite - 26Fall_ProgFundamentals - Visual Studio Code"/>
+                    <pic:cNvPicPr/>
+                  </pic:nvPicPr>
+                  <pic:blipFill>
+                    <a:blip r:embed="rId16" cstate="print">
+                      <a:extLst>
+                        <a:ext uri="{28A0092B-C50C-407E-A947-70E740481C1C}">
+                          <a14:useLocalDpi xmlns:a14="http://schemas.microsoft.com/office/drawing/2010/main" val="0"/>
+                        </a:ext>
+                      </a:extLst>
+                    </a:blip>
+                    <a:stretch>
+                      <a:fillRect/>
+                    </a:stretch>
+                  </pic:blipFill>
+                  <pic:spPr>
+                    <a:xfrm>
+                      <a:off x="0" y="0"/>
+                      <a:ext cx="5943600" cy="3188335"/>
+                    </a:xfrm>
+                    <a:prstGeom prst="rect">
+                      <a:avLst/>
+                    </a:prstGeom>
+                  </pic:spPr>
+                </pic:pic>
+              </a:graphicData>
+            </a:graphic>
+          </wp:inline>
+        </w:drawing>
+      </w:r>
+    </w:p>
+    <w:p>
+      <w:r>
+        <w:rPr>
+          <w:noProof/>
+        </w:rPr>
+        <w:drawing>
+          <wp:inline distT="0" distB="0" distL="0" distR="0" wp14:anchorId="47A0972E" wp14:editId="5837E832">
+            <wp:extent cx="5943600" cy="3188335"/>
+            <wp:effectExtent l="0" t="0" r="0" b="0"/>
+            <wp:docPr id="2000711189" name="Picture 6" descr="SQLite - 26Fall_ProgFundamentals - Visual Studio Code"/>
+            <wp:cNvGraphicFramePr>
+              <a:graphicFrameLocks xmlns:a="http://schemas.openxmlformats.org/drawingml/2006/main" noChangeAspect="1"/>
+            </wp:cNvGraphicFramePr>
+            <a:graphic xmlns:a="http://schemas.openxmlformats.org/drawingml/2006/main">
+              <a:graphicData uri="http://schemas.openxmlformats.org/drawingml/2006/picture">
+                <pic:pic xmlns:pic="http://schemas.openxmlformats.org/drawingml/2006/picture">
+                  <pic:nvPicPr>
+                    <pic:cNvPr id="2000711189" name="Picture 2000711189" descr="SQLite - 26Fall_ProgFundamentals - Visual Studio Code"/>
+                    <pic:cNvPicPr/>
+                  </pic:nvPicPr>
+                  <pic:blipFill>
+                    <a:blip r:embed="rId17" cstate="print">
+                      <a:extLst>
+                        <a:ext uri="{28A0092B-C50C-407E-A947-70E740481C1C}">
+                          <a14:useLocalDpi xmlns:a14="http://schemas.microsoft.com/office/drawing/2010/main" val="0"/>
+                        </a:ext>
+                      </a:extLst>
+                    </a:blip>
+                    <a:stretch>
+                      <a:fillRect/>
+                    </a:stretch>
+                  </pic:blipFill>
+                  <pic:spPr>
+                    <a:xfrm>
+                      <a:off x="0" y="0"/>
+                      <a:ext cx="5943600" cy="3188335"/>
+                    </a:xfrm>
+                    <a:prstGeom prst="rect">
+                      <a:avLst/>
+                    </a:prstGeom>
+                  </pic:spPr>
+                </pic:pic>
+              </a:graphicData>
+            </a:graphic>
+          </wp:inline>
+        </w:drawing>
+      </w:r>
+    </w:p>
+    <w:p>
+      <w:r>
+        <w:rPr>
+          <w:noProof/>
+        </w:rPr>
+        <w:lastRenderedPageBreak/>
+        <w:drawing>
+          <wp:inline distT="0" distB="0" distL="0" distR="0" wp14:anchorId="5419F198" wp14:editId="17A60C70">
+            <wp:extent cx="5943600" cy="3188335"/>
+            <wp:effectExtent l="0" t="0" r="0" b="0"/>
+            <wp:docPr id="170562936" name="Picture 7" descr="SQLite - 26Fall_ProgFundamentals - Visual Studio Code"/>
+            <wp:cNvGraphicFramePr>
+              <a:graphicFrameLocks xmlns:a="http://schemas.openxmlformats.org/drawingml/2006/main" noChangeAspect="1"/>
+            </wp:cNvGraphicFramePr>
+            <a:graphic xmlns:a="http://schemas.openxmlformats.org/drawingml/2006/main">
+              <a:graphicData uri="http://schemas.openxmlformats.org/drawingml/2006/picture">
+                <pic:pic xmlns:pic="http://schemas.openxmlformats.org/drawingml/2006/picture">
+                  <pic:nvPicPr>
+                    <pic:cNvPr id="170562936" name="Picture 170562936" descr="SQLite - 26Fall_ProgFundamentals - Visual Studio Code"/>
+                    <pic:cNvPicPr/>
+                  </pic:nvPicPr>
+                  <pic:blipFill>
+                    <a:blip r:embed="rId18" cstate="print">
+                      <a:extLst>
+                        <a:ext uri="{28A0092B-C50C-407E-A947-70E740481C1C}">
+                          <a14:useLocalDpi xmlns:a14="http://schemas.microsoft.com/office/drawing/2010/main" val="0"/>
+                        </a:ext>
+                      </a:extLst>
+                    </a:blip>
+                    <a:stretch>
+                      <a:fillRect/>
+                    </a:stretch>
+                  </pic:blipFill>
+                  <pic:spPr>
+                    <a:xfrm>
+                      <a:off x="0" y="0"/>
+                      <a:ext cx="5943600" cy="3188335"/>
+                    </a:xfrm>
+                    <a:prstGeom prst="rect">
+                      <a:avLst/>
+                    </a:prstGeom>
+                  </pic:spPr>
+                </pic:pic>
+              </a:graphicData>
+            </a:graphic>
+          </wp:inline>
+        </w:drawing>
       </w:r>
     </w:p>
     <w:p/>
@@ -1969,6 +2517,7 @@
   <w:style w:type="character" w:default="1" w:styleId="DefaultParagraphFont">
     <w:name w:val="Default Paragraph Font"/>
     <w:uiPriority w:val="1"/>
+    <w:semiHidden/>
     <w:unhideWhenUsed/>
   </w:style>
   <w:style w:type="table" w:default="1" w:styleId="TableNormal">
@@ -2421,6 +2970,18 @@
     <w:rPr>
       <w:rFonts w:ascii="Courier New" w:hAnsi="Courier New" w:cs="Courier New"/>
       <w:color w:val="000000" w:themeColor="text1"/>
+    </w:rPr>
+  </w:style>
+  <w:style w:type="character" w:styleId="FollowedHyperlink">
+    <w:name w:val="FollowedHyperlink"/>
+    <w:basedOn w:val="DefaultParagraphFont"/>
+    <w:uiPriority w:val="99"/>
+    <w:semiHidden/>
+    <w:unhideWhenUsed/>
+    <w:rsid w:val="00B570F5"/>
+    <w:rPr>
+      <w:color w:val="96607D" w:themeColor="followedHyperlink"/>
+      <w:u w:val="single"/>
     </w:rPr>
   </w:style>
 </w:styles>
